--- a/paper/submission/EmbedResearchGaps_SoftwareX.docx
+++ b/paper/submission/EmbedResearchGaps_SoftwareX.docx
@@ -144,7 +144,7 @@
         <w:pStyle w:val="Body"/>
       </w:pPr>
       <w:r>
-        <w:t>EmbedResearchGaps identifies candidate research gaps in the author-keyword space of a screened literature corpus. It implements two published procedures as two modes: clustering author keywords and flagging the periphery of each cluster, or clustering articles first and then mining a keyword sub-space in every cluster for emerging concepts, unrealised conceptual combinations and cross-cluster concepts. It adds seven embedding backends, a five-provider annotation panel, blinded expert sheets, and a consensus mode pooling candidates across k-means seeds and corpus sizes. In two Scopus case studies candidate sets proved sensitive to both, and the ranking gave no reliable novelty enrichment beyond lexical filtering; the software therefore reports support explicitly and treats candidates as hypotheses for expert screening.</w:t>
+        <w:t>EmbedResearchGaps identifies candidate research gaps in the author-keyword space of a screened literature corpus. It implements two published procedures: clustering author keywords and flagging each cluster's periphery, or clustering articles first and then mining each cluster's keyword sub-space for emerging concepts, unrealised conceptual combinations and cross-cluster concepts. It adds seven embedding backends, a five-provider annotation panel, blinded expert sheets and a consensus mode pooling candidates across k-means seeds and corpus sizes. In two Scopus case studies candidate sets were sensitive to both and the ranking added no reliable novelty enrichment over lexical filtering, so the software reports support explicitly and treats candidates as hypotheses for expert screening.</w:t>
       </w:r>
     </w:p>
     <w:p>

--- a/paper/submission/EmbedResearchGaps_SoftwareX.docx
+++ b/paper/submission/EmbedResearchGaps_SoftwareX.docx
@@ -953,9 +953,13 @@
     <w:p>
       <w:pPr>
         <w:pStyle w:val="Heading1"/>
-      </w:pPr>
-      <w:r>
-        <w:t>1. Motivation and significance</w:t>
+        <w:numPr>
+          <w:ilvl w:val="0"/>
+          <w:numId w:val="1"/>
+        </w:numPr>
+      </w:pPr>
+      <w:r>
+        <w:t>Motivation and significance</w:t>
       </w:r>
     </w:p>
     <w:p>
@@ -1019,17 +1023,25 @@
     <w:p>
       <w:pPr>
         <w:pStyle w:val="Heading1"/>
-      </w:pPr>
-      <w:r>
-        <w:t>2. Software description</w:t>
+        <w:numPr>
+          <w:ilvl w:val="0"/>
+          <w:numId w:val="1"/>
+        </w:numPr>
+      </w:pPr>
+      <w:r>
+        <w:t>Software description</w:t>
       </w:r>
     </w:p>
     <w:p>
       <w:pPr>
         <w:pStyle w:val="Heading2"/>
-      </w:pPr>
-      <w:r>
-        <w:t>2.1. Software architecture</w:t>
+        <w:numPr>
+          <w:ilvl w:val="1"/>
+          <w:numId w:val="1"/>
+        </w:numPr>
+      </w:pPr>
+      <w:r>
+        <w:t>Software architecture</w:t>
       </w:r>
     </w:p>
     <w:p>
@@ -1210,9 +1222,13 @@
     <w:p>
       <w:pPr>
         <w:pStyle w:val="Heading2"/>
-      </w:pPr>
-      <w:r>
-        <w:t>2.2. Software functionalities</w:t>
+        <w:numPr>
+          <w:ilvl w:val="1"/>
+          <w:numId w:val="1"/>
+        </w:numPr>
+      </w:pPr>
+      <w:r>
+        <w:t>Software functionalities</w:t>
       </w:r>
     </w:p>
     <w:p>
@@ -1584,9 +1600,13 @@
     <w:p>
       <w:pPr>
         <w:pStyle w:val="Heading1"/>
-      </w:pPr>
-      <w:r>
-        <w:t>3. Illustrative examples</w:t>
+        <w:numPr>
+          <w:ilvl w:val="0"/>
+          <w:numId w:val="1"/>
+        </w:numPr>
+      </w:pPr>
+      <w:r>
+        <w:t>Illustrative examples</w:t>
       </w:r>
     </w:p>
     <w:p>
@@ -1679,9 +1699,13 @@
     <w:p>
       <w:pPr>
         <w:pStyle w:val="Heading2"/>
-      </w:pPr>
-      <w:r>
-        <w:t>3.1. What the modes return</w:t>
+        <w:numPr>
+          <w:ilvl w:val="1"/>
+          <w:numId w:val="1"/>
+        </w:numPr>
+      </w:pPr>
+      <w:r>
+        <w:t>What the modes return</w:t>
       </w:r>
     </w:p>
     <w:p>
@@ -1997,9 +2021,13 @@
     <w:p>
       <w:pPr>
         <w:pStyle w:val="Heading2"/>
-      </w:pPr>
-      <w:r>
-        <w:t>3.2. How stable the candidate lists are</w:t>
+        <w:numPr>
+          <w:ilvl w:val="1"/>
+          <w:numId w:val="1"/>
+        </w:numPr>
+      </w:pPr>
+      <w:r>
+        <w:t>How stable the candidate lists are</w:t>
       </w:r>
     </w:p>
     <w:p>
@@ -2147,9 +2175,13 @@
     <w:p>
       <w:pPr>
         <w:pStyle w:val="Heading2"/>
-      </w:pPr>
-      <w:r>
-        <w:t>3.3. What the panel says</w:t>
+        <w:numPr>
+          <w:ilvl w:val="1"/>
+          <w:numId w:val="1"/>
+        </w:numPr>
+      </w:pPr>
+      <w:r>
+        <w:t>What the panel says</w:t>
       </w:r>
     </w:p>
     <w:p>
@@ -2395,9 +2427,13 @@
     <w:p>
       <w:pPr>
         <w:pStyle w:val="Heading1"/>
-      </w:pPr>
-      <w:r>
-        <w:t>4. Impact</w:t>
+        <w:numPr>
+          <w:ilvl w:val="0"/>
+          <w:numId w:val="1"/>
+        </w:numPr>
+      </w:pPr>
+      <w:r>
+        <w:t>Impact</w:t>
       </w:r>
     </w:p>
     <w:p>
@@ -2474,9 +2510,13 @@
     <w:p>
       <w:pPr>
         <w:pStyle w:val="Heading1"/>
-      </w:pPr>
-      <w:r>
-        <w:t>5. Conclusions</w:t>
+        <w:numPr>
+          <w:ilvl w:val="0"/>
+          <w:numId w:val="1"/>
+        </w:numPr>
+      </w:pPr>
+      <w:r>
+        <w:t>Conclusions</w:t>
       </w:r>
     </w:p>
     <w:p>
